--- a/arb/docx/63.content.docx
+++ b/arb/docx/63.content.docx
@@ -9,6 +9,8 @@
       </w:pPr>
       <w:r>
         <w:rPr>
+          <w:rtl/>
+          <w:cs/>
           <w:lang w:val="ar_AE" w:bidi="ar_AE"/>
         </w:rPr>
       </w:r>
@@ -20,12 +22,16 @@
       </w:pPr>
       <w:r>
         <w:rPr>
+          <w:rtl/>
+          <w:cs/>
           <w:lang w:val="ar_AE" w:bidi="ar_AE"/>
         </w:rPr>
         <w:t>Resource: Biblica Open New Arabic Version 2012</w:t>
       </w:r>
       <w:r>
         <w:rPr>
+          <w:rtl/>
+          <w:cs/>
           <w:lang w:val="ar_AE" w:bidi="ar_AE"/>
         </w:rPr>
       </w:r>
@@ -36,37 +42,33 @@
       </w:pPr>
       <w:r>
         <w:rPr>
+          <w:rtl/>
+          <w:cs/>
           <w:lang w:val="ar_AE" w:bidi="ar_AE"/>
         </w:rPr>
       </w:r>
       <w:r>
         <w:rPr>
           <w:b/>
+          <w:rtl/>
+          <w:cs/>
           <w:lang w:val="ar_AE" w:bidi="ar_AE"/>
         </w:rPr>
         <w:t>Biblica Open New Arabic Version 2012</w:t>
       </w:r>
       <w:r>
         <w:rPr>
-          <w:lang w:val="ar_AE" w:bidi="ar_AE"/>
-        </w:rPr>
-        <w:t xml:space="preserve"> (Arabic) is based on: </w:t>
-      </w:r>
-      <w:r>
-        <w:rPr>
-          <w:lang w:val="ar_AE" w:bidi="ar_AE"/>
-        </w:rPr>
-        <w:t>Biblica Open New Arabic Version 2012</w:t>
-      </w:r>
-      <w:r>
-        <w:rPr>
-          <w:lang w:val="ar_AE" w:bidi="ar_AE"/>
-        </w:rPr>
-        <w:t xml:space="preserve">, </w:t>
+          <w:rtl/>
+          <w:cs/>
+          <w:lang w:val="ar_AE" w:bidi="ar_AE"/>
+        </w:rPr>
+        <w:t xml:space="preserve"> © </w:t>
       </w:r>
       <w:hyperlink r:id="rId13">
         <w:r>
           <w:rPr>
+            <w:rtl/>
+            <w:cs/>
             <w:lang w:val="ar_AE" w:bidi="ar_AE"/>
           </w:rPr>
           <w:rPr>
@@ -78,13 +80,17 @@
       </w:hyperlink>
       <w:r>
         <w:rPr>
-          <w:lang w:val="ar_AE" w:bidi="ar_AE"/>
-        </w:rPr>
-        <w:t xml:space="preserve">, None, which is licensed under a </w:t>
+          <w:rtl/>
+          <w:cs/>
+          <w:lang w:val="ar_AE" w:bidi="ar_AE"/>
+        </w:rPr>
+        <w:t xml:space="preserve">, licensed under a </w:t>
       </w:r>
       <w:hyperlink r:id="rId14">
         <w:r>
           <w:rPr>
+            <w:rtl/>
+            <w:cs/>
             <w:lang w:val="ar_AE" w:bidi="ar_AE"/>
           </w:rPr>
           <w:rPr>
@@ -96,49 +102,36 @@
       </w:hyperlink>
       <w:r>
         <w:rPr>
+          <w:rtl/>
+          <w:cs/>
           <w:lang w:val="ar_AE" w:bidi="ar_AE"/>
         </w:rPr>
         <w:t>.</w:t>
       </w:r>
       <w:r>
         <w:rPr>
+          <w:rtl/>
+          <w:cs/>
+          <w:lang w:val="ar_AE" w:bidi="ar_AE"/>
+        </w:rPr>
+      </w:r>
+      <w:r>
+        <w:rPr>
+          <w:rtl/>
+          <w:cs/>
           <w:lang w:val="ar_AE" w:bidi="ar_AE"/>
         </w:rPr>
       </w:r>
     </w:p>
     <w:p>
       <w:pPr>
-        <w:bidi/>
-      </w:pPr>
-      <w:r>
-        <w:rPr>
-          <w:lang w:val="ar_AE" w:bidi="ar_AE"/>
-        </w:rPr>
-      </w:r>
-      <w:r>
-        <w:rPr>
-          <w:lang w:val="ar_AE" w:bidi="ar_AE"/>
-        </w:rPr>
-        <w:t>This PDF version is provided under the same license.</w:t>
-      </w:r>
-      <w:r>
-        <w:rPr>
-          <w:lang w:val="ar_AE" w:bidi="ar_AE"/>
-        </w:rPr>
-      </w:r>
-      <w:r>
-        <w:rPr>
-          <w:lang w:val="ar_AE" w:bidi="ar_AE"/>
-        </w:rPr>
-      </w:r>
-    </w:p>
-    <w:p>
-      <w:pPr>
         <w:pStyle w:val="Heading1"/>
         <w:bidi/>
       </w:pPr>
       <w:r>
         <w:rPr>
+          <w:rtl/>
+          <w:cs/>
           <w:lang w:val="ar_AE" w:bidi="ar_AE"/>
         </w:rPr>
         <w:t>Biblica Open New Arabic Version 2012</w:t>
@@ -168,6 +161,8 @@
       </w:pPr>
       <w:r>
         <w:rPr>
+          <w:rtl/>
+          <w:cs/>
           <w:lang w:val="ar_AE" w:bidi="ar_AE"/>
         </w:rPr>
       </w:r>
@@ -179,6 +174,8 @@
       </w:pPr>
       <w:r>
         <w:rPr>
+          <w:rtl/>
+          <w:cs/>
           <w:lang w:val="ar_AE" w:bidi="ar_AE"/>
         </w:rPr>
       </w:r>
@@ -189,22 +186,30 @@
       </w:pPr>
       <w:r>
         <w:rPr>
-          <w:lang w:val="ar_AE" w:bidi="ar_AE"/>
-        </w:rPr>
-      </w:r>
-      <w:r>
-        <w:rPr>
+          <w:rtl/>
+          <w:cs/>
+          <w:lang w:val="ar_AE" w:bidi="ar_AE"/>
+        </w:rPr>
+      </w:r>
+      <w:r>
+        <w:rPr>
+          <w:rtl/>
+          <w:cs/>
           <w:lang w:val="ar_AE" w:bidi="ar_AE"/>
         </w:rPr>
         <w:t xml:space="preserve"> </w:t>
       </w:r>
       <w:r>
         <w:rPr>
-          <w:lang w:val="ar_AE" w:bidi="ar_AE"/>
-        </w:rPr>
-      </w:r>
-      <w:r>
-        <w:rPr>
+          <w:rtl/>
+          <w:cs/>
+          <w:lang w:val="ar_AE" w:bidi="ar_AE"/>
+        </w:rPr>
+      </w:r>
+      <w:r>
+        <w:rPr>
+          <w:rtl/>
+          <w:cs/>
           <w:lang w:val="ar_AE" w:bidi="ar_AE"/>
         </w:rPr>
       </w:r>
@@ -226,29 +231,52 @@
     </w:p>
     <w:p>
       <w:pPr>
+        <w:pStyle w:val="Heading2"/>
         <w:bidi/>
       </w:pPr>
       <w:r>
         <w:rPr>
+          <w:rtl/>
+          <w:cs/>
+          <w:lang w:val="ar_AE" w:bidi="ar_AE"/>
+        </w:rPr>
+        <w:t>يوحنا الثانية 1:1</w:t>
+      </w:r>
+      <w:r>
+        <w:rPr>
+          <w:rtl/>
+          <w:cs/>
           <w:lang w:val="ar_AE" w:bidi="ar_AE"/>
         </w:rPr>
       </w:r>
     </w:p>
     <w:p>
       <w:pPr>
-        <w:pStyle w:val="Heading2"/>
         <w:bidi/>
       </w:pPr>
       <w:r>
         <w:rPr>
-          <w:lang w:val="ar_AE" w:bidi="ar_AE"/>
-        </w:rPr>
-        <w:t>2 John 1:1</w:t>
-      </w:r>
-      <w:r>
-        <w:rPr>
-          <w:lang w:val="ar_AE" w:bidi="ar_AE"/>
-        </w:rPr>
+          <w:rtl/>
+          <w:cs/>
+          <w:lang w:val="ar_AE" w:bidi="ar_AE"/>
+        </w:rPr>
+      </w:r>
+      <w:r>
+        <w:rPr>
+          <w:vertAlign w:val="superscript"/>
+          <w:rtl/>
+          <w:cs/>
+          <w:lang w:val="ar_AE" w:bidi="ar_AE"/>
+        </w:rPr>
+        <w:t>1</w:t>
+      </w:r>
+      <w:r>
+        <w:rPr>
+          <w:rtl/>
+          <w:cs/>
+          <w:lang w:val="ar_AE" w:bidi="ar_AE"/>
+        </w:rPr>
+        <w:t xml:space="preserve"> مِنْ يُوحَنَّا الشَّيْخِ، إِلَى السَّيِّدَةِ الَّتِي اخْتَارَهَا اللهُ، وَإِلَى أَوْلادِهَا الَّذِينَ أُحِبُّهُمْ جَمِيعاً بِالْحَقِّ، وَلَسْتُ أَنَا وَحْدِي أُحِبُّهُمْ، بَلْ أَيْضاً جَمِيعُ الَّذِينَ عَرَفُوا الْحَقَّ.</w:t>
       </w:r>
     </w:p>
     <w:p>
@@ -257,31 +285,27 @@
       </w:pPr>
       <w:r>
         <w:rPr>
+          <w:rtl/>
+          <w:cs/>
           <w:lang w:val="ar_AE" w:bidi="ar_AE"/>
         </w:rPr>
       </w:r>
       <w:r>
         <w:rPr>
           <w:vertAlign w:val="superscript"/>
-          <w:lang w:val="ar_AE" w:bidi="ar_AE"/>
-        </w:rPr>
-        <w:t>1</w:t>
-      </w:r>
-      <w:r>
-        <w:rPr>
-          <w:lang w:val="ar_AE" w:bidi="ar_AE"/>
-        </w:rPr>
-        <w:t xml:space="preserve"> مِنْ يُوحَنَّا الشَّيْخِ، إِلَى السَّيِّدَةِ الَّتِي اخْتَارَهَا اللهُ، وَإِلَى أَوْلادِهَا الَّذِينَ أُحِبُّهُمْ جَمِيعاً بِالْحَقِّ، وَلَسْتُ أَنَا وَحْدِي أُحِبُّهُمْ، بَلْ أَيْضاً جَمِيعُ الَّذِينَ عَرَفُوا الْحَقَّ.</w:t>
-      </w:r>
-      <w:r>
-        <w:rPr>
-          <w:lang w:val="ar_AE" w:bidi="ar_AE"/>
-        </w:rPr>
-      </w:r>
-      <w:r>
-        <w:rPr>
-          <w:lang w:val="ar_AE" w:bidi="ar_AE"/>
-        </w:rPr>
+          <w:rtl/>
+          <w:cs/>
+          <w:lang w:val="ar_AE" w:bidi="ar_AE"/>
+        </w:rPr>
+        <w:t>2</w:t>
+      </w:r>
+      <w:r>
+        <w:rPr>
+          <w:rtl/>
+          <w:cs/>
+          <w:lang w:val="ar_AE" w:bidi="ar_AE"/>
+        </w:rPr>
+        <w:t xml:space="preserve"> بِمَا أَنَّ الْحَقَّ ثَابِتٌ فِي قُلُوبِنَا، وَلابُدَّ أَنْ يُرَافِقَنَا إِلَى الأَبَدِ،</w:t>
       </w:r>
     </w:p>
     <w:p>
@@ -290,8 +314,27 @@
       </w:pPr>
       <w:r>
         <w:rPr>
-          <w:lang w:val="ar_AE" w:bidi="ar_AE"/>
-        </w:rPr>
+          <w:rtl/>
+          <w:cs/>
+          <w:lang w:val="ar_AE" w:bidi="ar_AE"/>
+        </w:rPr>
+      </w:r>
+      <w:r>
+        <w:rPr>
+          <w:vertAlign w:val="superscript"/>
+          <w:rtl/>
+          <w:cs/>
+          <w:lang w:val="ar_AE" w:bidi="ar_AE"/>
+        </w:rPr>
+        <w:t>3</w:t>
+      </w:r>
+      <w:r>
+        <w:rPr>
+          <w:rtl/>
+          <w:cs/>
+          <w:lang w:val="ar_AE" w:bidi="ar_AE"/>
+        </w:rPr>
+        <w:t xml:space="preserve"> فَإِنَّ النِّعْمَةَ وَالرَّحْمَةَ وَالسَّلامَ سَتَكُونُ مَعَنَا، مِنْ عِنْدِ اللهِ الآبِ وَالرَّبِّ يَسُوعَ الْمَسِيحِ ابْنِ الآبِ، بِالْحَقِّ وَالْمَحَبَّةِ.</w:t>
       </w:r>
     </w:p>
     <w:p>
@@ -300,31 +343,27 @@
       </w:pPr>
       <w:r>
         <w:rPr>
+          <w:rtl/>
+          <w:cs/>
           <w:lang w:val="ar_AE" w:bidi="ar_AE"/>
         </w:rPr>
       </w:r>
       <w:r>
         <w:rPr>
           <w:vertAlign w:val="superscript"/>
-          <w:lang w:val="ar_AE" w:bidi="ar_AE"/>
-        </w:rPr>
-        <w:t>2</w:t>
-      </w:r>
-      <w:r>
-        <w:rPr>
-          <w:lang w:val="ar_AE" w:bidi="ar_AE"/>
-        </w:rPr>
-        <w:t xml:space="preserve"> بِمَا أَنَّ الْحَقَّ ثَابِتٌ فِي قُلُوبِنَا، وَلابُدَّ أَنْ يُرَافِقَنَا إِلَى الأَبَدِ،</w:t>
-      </w:r>
-      <w:r>
-        <w:rPr>
-          <w:lang w:val="ar_AE" w:bidi="ar_AE"/>
-        </w:rPr>
-      </w:r>
-      <w:r>
-        <w:rPr>
-          <w:lang w:val="ar_AE" w:bidi="ar_AE"/>
-        </w:rPr>
+          <w:rtl/>
+          <w:cs/>
+          <w:lang w:val="ar_AE" w:bidi="ar_AE"/>
+        </w:rPr>
+        <w:t>4</w:t>
+      </w:r>
+      <w:r>
+        <w:rPr>
+          <w:rtl/>
+          <w:cs/>
+          <w:lang w:val="ar_AE" w:bidi="ar_AE"/>
+        </w:rPr>
+        <w:t xml:space="preserve"> فَرِحْتُ جِدّاً حِينَ وَجَدْتُ بَعْضَ أَوْلادِكِ يَسْلُكُونَ بِحَسَبِ الْحَقِّ، وَفْقاً لِمَا أَوْصَانَا بِهِ الآبُ.</w:t>
       </w:r>
     </w:p>
     <w:p>
@@ -333,8 +372,27 @@
       </w:pPr>
       <w:r>
         <w:rPr>
-          <w:lang w:val="ar_AE" w:bidi="ar_AE"/>
-        </w:rPr>
+          <w:rtl/>
+          <w:cs/>
+          <w:lang w:val="ar_AE" w:bidi="ar_AE"/>
+        </w:rPr>
+      </w:r>
+      <w:r>
+        <w:rPr>
+          <w:vertAlign w:val="superscript"/>
+          <w:rtl/>
+          <w:cs/>
+          <w:lang w:val="ar_AE" w:bidi="ar_AE"/>
+        </w:rPr>
+        <w:t>5</w:t>
+      </w:r>
+      <w:r>
+        <w:rPr>
+          <w:rtl/>
+          <w:cs/>
+          <w:lang w:val="ar_AE" w:bidi="ar_AE"/>
+        </w:rPr>
+        <w:t xml:space="preserve"> وَالآنَ، أَيَّتُهَا السَّيِّدَةُ، لِي رَجَاءٌ أَطْلُبُهُ مِنْكِ، وَلا تَعْتَبِرِيهِ وَصِيَّةً جَدِيدَةً. وَإِنَّمَا هُوَ تِلْكَ الْوَصِيَّةُ الْمَوْجُودَةُ عِنْدَنَا مُنْذُ الْبَدَايَةِ: أَنْ يُحِبَّ بَعْضُنَا بَعْضاً.</w:t>
       </w:r>
     </w:p>
     <w:p>
@@ -343,31 +401,27 @@
       </w:pPr>
       <w:r>
         <w:rPr>
+          <w:rtl/>
+          <w:cs/>
           <w:lang w:val="ar_AE" w:bidi="ar_AE"/>
         </w:rPr>
       </w:r>
       <w:r>
         <w:rPr>
           <w:vertAlign w:val="superscript"/>
-          <w:lang w:val="ar_AE" w:bidi="ar_AE"/>
-        </w:rPr>
-        <w:t>3</w:t>
-      </w:r>
-      <w:r>
-        <w:rPr>
-          <w:lang w:val="ar_AE" w:bidi="ar_AE"/>
-        </w:rPr>
-        <w:t xml:space="preserve"> فَإِنَّ النِّعْمَةَ وَالرَّحْمَةَ وَالسَّلامَ سَتَكُونُ مَعَنَا، مِنْ عِنْدِ اللهِ الآبِ وَالرَّبِّ يَسُوعَ الْمَسِيحِ ابْنِ الآبِ، بِالْحَقِّ وَالْمَحَبَّةِ.</w:t>
-      </w:r>
-      <w:r>
-        <w:rPr>
-          <w:lang w:val="ar_AE" w:bidi="ar_AE"/>
-        </w:rPr>
-      </w:r>
-      <w:r>
-        <w:rPr>
-          <w:lang w:val="ar_AE" w:bidi="ar_AE"/>
-        </w:rPr>
+          <w:rtl/>
+          <w:cs/>
+          <w:lang w:val="ar_AE" w:bidi="ar_AE"/>
+        </w:rPr>
+        <w:t>6</w:t>
+      </w:r>
+      <w:r>
+        <w:rPr>
+          <w:rtl/>
+          <w:cs/>
+          <w:lang w:val="ar_AE" w:bidi="ar_AE"/>
+        </w:rPr>
+        <w:t xml:space="preserve"> هَذِهِ هِيَ الْمَحَبَّةُ: أَنْ نَسْلُكَ وَفْقاً لِوَصَايَاهُ. وَهَذِهِ هِيَ الْوَصِيَّةُ، كَمَا سَمِعْتُمْ مُنْذُ الْبَدَايَةِ: أَنْ تَسْلُكُوا فِي الْمَحَبَّةِ!</w:t>
       </w:r>
     </w:p>
     <w:p>
@@ -376,8 +430,27 @@
       </w:pPr>
       <w:r>
         <w:rPr>
-          <w:lang w:val="ar_AE" w:bidi="ar_AE"/>
-        </w:rPr>
+          <w:rtl/>
+          <w:cs/>
+          <w:lang w:val="ar_AE" w:bidi="ar_AE"/>
+        </w:rPr>
+      </w:r>
+      <w:r>
+        <w:rPr>
+          <w:vertAlign w:val="superscript"/>
+          <w:rtl/>
+          <w:cs/>
+          <w:lang w:val="ar_AE" w:bidi="ar_AE"/>
+        </w:rPr>
+        <w:t>7</w:t>
+      </w:r>
+      <w:r>
+        <w:rPr>
+          <w:rtl/>
+          <w:cs/>
+          <w:lang w:val="ar_AE" w:bidi="ar_AE"/>
+        </w:rPr>
+        <w:t xml:space="preserve"> إِنَّ الْعَالَمَ أَصْبَحَ مَلِيئاً بِالْمُضَلِّلِينَ الَّذِينَ لَا يَعْتَرِفُونَ أَنَّ يَسُوعَ الْمَسِيحَ جَاءَ إِلَى الأَرْضِ بِجِسْمٍ بَشَرِيٍّ. هَذَا هُوَ رُوحُ المُضِلِّ وَضِدُّ الْمَسِيحِ!</w:t>
       </w:r>
     </w:p>
     <w:p>
@@ -386,31 +459,27 @@
       </w:pPr>
       <w:r>
         <w:rPr>
+          <w:rtl/>
+          <w:cs/>
           <w:lang w:val="ar_AE" w:bidi="ar_AE"/>
         </w:rPr>
       </w:r>
       <w:r>
         <w:rPr>
           <w:vertAlign w:val="superscript"/>
-          <w:lang w:val="ar_AE" w:bidi="ar_AE"/>
-        </w:rPr>
-        <w:t>4</w:t>
-      </w:r>
-      <w:r>
-        <w:rPr>
-          <w:lang w:val="ar_AE" w:bidi="ar_AE"/>
-        </w:rPr>
-        <w:t xml:space="preserve"> فَرِحْتُ جِدّاً حِينَ وَجَدْتُ بَعْضَ أَوْلادِكِ يَسْلُكُونَ بِحَسَبِ الْحَقِّ، وَفْقاً لِمَا أَوْصَانَا بِهِ الآبُ.</w:t>
-      </w:r>
-      <w:r>
-        <w:rPr>
-          <w:lang w:val="ar_AE" w:bidi="ar_AE"/>
-        </w:rPr>
-      </w:r>
-      <w:r>
-        <w:rPr>
-          <w:lang w:val="ar_AE" w:bidi="ar_AE"/>
-        </w:rPr>
+          <w:rtl/>
+          <w:cs/>
+          <w:lang w:val="ar_AE" w:bidi="ar_AE"/>
+        </w:rPr>
+        <w:t>8</w:t>
+      </w:r>
+      <w:r>
+        <w:rPr>
+          <w:rtl/>
+          <w:cs/>
+          <w:lang w:val="ar_AE" w:bidi="ar_AE"/>
+        </w:rPr>
+        <w:t xml:space="preserve"> فَانْتَبِهُوا لأَنْفُسِكُمْ، لِكَيْ لَا يَضِيعَ الْجَهْدُ الَّذِي بَذَلْنَاهُ فِي سَبِيلِكُمْ، بَلْ لِتَنَالُوا أَجْرَكُمْ كَامِلاً.</w:t>
       </w:r>
     </w:p>
     <w:p>
@@ -419,8 +488,27 @@
       </w:pPr>
       <w:r>
         <w:rPr>
-          <w:lang w:val="ar_AE" w:bidi="ar_AE"/>
-        </w:rPr>
+          <w:rtl/>
+          <w:cs/>
+          <w:lang w:val="ar_AE" w:bidi="ar_AE"/>
+        </w:rPr>
+      </w:r>
+      <w:r>
+        <w:rPr>
+          <w:vertAlign w:val="superscript"/>
+          <w:rtl/>
+          <w:cs/>
+          <w:lang w:val="ar_AE" w:bidi="ar_AE"/>
+        </w:rPr>
+        <w:t>9</w:t>
+      </w:r>
+      <w:r>
+        <w:rPr>
+          <w:rtl/>
+          <w:cs/>
+          <w:lang w:val="ar_AE" w:bidi="ar_AE"/>
+        </w:rPr>
+        <w:t xml:space="preserve"> لأَنَّ مَنْ تَعَدَّى تَعْلِيمَ الْمَسِيحِ وَلَمْ يَثْبُتْ فِيهِ، فَلَيْسَ اللهُ مِنْ نَصِيبِهِ. أَمَّا مَنْ يَثْبُتُ فِي هَذَا التَّعْلِيمِ، فَلَهُ الآبُ وَالابْنُ مَعاً.</w:t>
       </w:r>
     </w:p>
     <w:p>
@@ -429,31 +517,27 @@
       </w:pPr>
       <w:r>
         <w:rPr>
+          <w:rtl/>
+          <w:cs/>
           <w:lang w:val="ar_AE" w:bidi="ar_AE"/>
         </w:rPr>
       </w:r>
       <w:r>
         <w:rPr>
           <w:vertAlign w:val="superscript"/>
-          <w:lang w:val="ar_AE" w:bidi="ar_AE"/>
-        </w:rPr>
-        <w:t>5</w:t>
-      </w:r>
-      <w:r>
-        <w:rPr>
-          <w:lang w:val="ar_AE" w:bidi="ar_AE"/>
-        </w:rPr>
-        <w:t xml:space="preserve"> وَالآنَ، أَيَّتُهَا السَّيِّدَةُ، لِي رَجَاءٌ أَطْلُبُهُ مِنْكِ، وَلا تَعْتَبِرِيهِ وَصِيَّةً جَدِيدَةً. وَإِنَّمَا هُوَ تِلْكَ الْوَصِيَّةُ الْمَوْجُودَةُ عِنْدَنَا مُنْذُ الْبَدَايَةِ: أَنْ يُحِبَّ بَعْضُنَا بَعْضاً.</w:t>
-      </w:r>
-      <w:r>
-        <w:rPr>
-          <w:lang w:val="ar_AE" w:bidi="ar_AE"/>
-        </w:rPr>
-      </w:r>
-      <w:r>
-        <w:rPr>
-          <w:lang w:val="ar_AE" w:bidi="ar_AE"/>
-        </w:rPr>
+          <w:rtl/>
+          <w:cs/>
+          <w:lang w:val="ar_AE" w:bidi="ar_AE"/>
+        </w:rPr>
+        <w:t>10</w:t>
+      </w:r>
+      <w:r>
+        <w:rPr>
+          <w:rtl/>
+          <w:cs/>
+          <w:lang w:val="ar_AE" w:bidi="ar_AE"/>
+        </w:rPr>
+        <w:t xml:space="preserve"> إِنْ جَاءَكُمْ أَحَدٌ بِغَيْرِ هَذَا التَّعْلِيمِ، فَلا تَسْتَقْبِلُوهُ فِي بَيْتِكُمْ، وَلا تُبَادِلُوهُ التَّحِيَّةَ.</w:t>
       </w:r>
     </w:p>
     <w:p>
@@ -462,8 +546,27 @@
       </w:pPr>
       <w:r>
         <w:rPr>
-          <w:lang w:val="ar_AE" w:bidi="ar_AE"/>
-        </w:rPr>
+          <w:rtl/>
+          <w:cs/>
+          <w:lang w:val="ar_AE" w:bidi="ar_AE"/>
+        </w:rPr>
+      </w:r>
+      <w:r>
+        <w:rPr>
+          <w:vertAlign w:val="superscript"/>
+          <w:rtl/>
+          <w:cs/>
+          <w:lang w:val="ar_AE" w:bidi="ar_AE"/>
+        </w:rPr>
+        <w:t>11</w:t>
+      </w:r>
+      <w:r>
+        <w:rPr>
+          <w:rtl/>
+          <w:cs/>
+          <w:lang w:val="ar_AE" w:bidi="ar_AE"/>
+        </w:rPr>
+        <w:t xml:space="preserve"> لأَنَّ مَنْ يُسَلِّمُ عَلَيْهِ، يُشَارِكُهُ فِي أَعْمَالِهِ الشِّرِّيرَةِ.</w:t>
       </w:r>
     </w:p>
     <w:p>
@@ -472,31 +575,27 @@
       </w:pPr>
       <w:r>
         <w:rPr>
+          <w:rtl/>
+          <w:cs/>
           <w:lang w:val="ar_AE" w:bidi="ar_AE"/>
         </w:rPr>
       </w:r>
       <w:r>
         <w:rPr>
           <w:vertAlign w:val="superscript"/>
-          <w:lang w:val="ar_AE" w:bidi="ar_AE"/>
-        </w:rPr>
-        <w:t>6</w:t>
-      </w:r>
-      <w:r>
-        <w:rPr>
-          <w:lang w:val="ar_AE" w:bidi="ar_AE"/>
-        </w:rPr>
-        <w:t xml:space="preserve"> هَذِهِ هِيَ الْمَحَبَّةُ: أَنْ نَسْلُكَ وَفْقاً لِوَصَايَاهُ. وَهَذِهِ هِيَ الْوَصِيَّةُ، كَمَا سَمِعْتُمْ مُنْذُ الْبَدَايَةِ: أَنْ تَسْلُكُوا فِي الْمَحَبَّةِ!</w:t>
-      </w:r>
-      <w:r>
-        <w:rPr>
-          <w:lang w:val="ar_AE" w:bidi="ar_AE"/>
-        </w:rPr>
-      </w:r>
-      <w:r>
-        <w:rPr>
-          <w:lang w:val="ar_AE" w:bidi="ar_AE"/>
-        </w:rPr>
+          <w:rtl/>
+          <w:cs/>
+          <w:lang w:val="ar_AE" w:bidi="ar_AE"/>
+        </w:rPr>
+        <w:t>12</w:t>
+      </w:r>
+      <w:r>
+        <w:rPr>
+          <w:rtl/>
+          <w:cs/>
+          <w:lang w:val="ar_AE" w:bidi="ar_AE"/>
+        </w:rPr>
+        <w:t xml:space="preserve"> كَانَ عِنْدِي أُمُورٌ كَثِيرَةٌ أَكْتُبُهَا إِلَيْكُمْ إِلّا أَنِّي مَا أَرَدْتُ أَنْ أَكْتُبَهَا هُنَا بِالْحِبْرِ وَالْوَرَقِ. فَأَنَا آمُلُ أَنْ أَزُورَكُمْ شَخْصِيًّا فَنَتَكَلَّمَ مُوَاجَهَةً. وَعِنْدَئِذٍ يَكْتَمِلُ فَرَحُنَا.</w:t>
       </w:r>
     </w:p>
     <w:p>
@@ -505,299 +604,27 @@
       </w:pPr>
       <w:r>
         <w:rPr>
-          <w:lang w:val="ar_AE" w:bidi="ar_AE"/>
-        </w:rPr>
-      </w:r>
-    </w:p>
-    <w:p>
-      <w:pPr>
-        <w:bidi/>
-      </w:pPr>
-      <w:r>
-        <w:rPr>
+          <w:rtl/>
+          <w:cs/>
           <w:lang w:val="ar_AE" w:bidi="ar_AE"/>
         </w:rPr>
       </w:r>
       <w:r>
         <w:rPr>
           <w:vertAlign w:val="superscript"/>
-          <w:lang w:val="ar_AE" w:bidi="ar_AE"/>
-        </w:rPr>
-        <w:t>7</w:t>
-      </w:r>
-      <w:r>
-        <w:rPr>
-          <w:lang w:val="ar_AE" w:bidi="ar_AE"/>
-        </w:rPr>
-        <w:t xml:space="preserve"> إِنَّ الْعَالَمَ أَصْبَحَ مَلِيئاً بِالْمُضَلِّلِينَ الَّذِينَ لَا يَعْتَرِفُونَ أَنَّ يَسُوعَ الْمَسِيحَ جَاءَ إِلَى الأَرْضِ بِجِسْمٍ بَشَرِيٍّ. هَذَا هُوَ رُوحُ المُضِلِّ وَضِدُّ الْمَسِيحِ!</w:t>
-      </w:r>
-      <w:r>
-        <w:rPr>
-          <w:lang w:val="ar_AE" w:bidi="ar_AE"/>
-        </w:rPr>
-      </w:r>
-      <w:r>
-        <w:rPr>
-          <w:lang w:val="ar_AE" w:bidi="ar_AE"/>
-        </w:rPr>
-      </w:r>
-    </w:p>
-    <w:p>
-      <w:pPr>
-        <w:bidi/>
-      </w:pPr>
-      <w:r>
-        <w:rPr>
-          <w:lang w:val="ar_AE" w:bidi="ar_AE"/>
-        </w:rPr>
-      </w:r>
-    </w:p>
-    <w:p>
-      <w:pPr>
-        <w:bidi/>
-      </w:pPr>
-      <w:r>
-        <w:rPr>
-          <w:lang w:val="ar_AE" w:bidi="ar_AE"/>
-        </w:rPr>
-      </w:r>
-      <w:r>
-        <w:rPr>
-          <w:vertAlign w:val="superscript"/>
-          <w:lang w:val="ar_AE" w:bidi="ar_AE"/>
-        </w:rPr>
-        <w:t>8</w:t>
-      </w:r>
-      <w:r>
-        <w:rPr>
-          <w:lang w:val="ar_AE" w:bidi="ar_AE"/>
-        </w:rPr>
-        <w:t xml:space="preserve"> فَانْتَبِهُوا لأَنْفُسِكُمْ، لِكَيْ لَا يَضِيعَ الْجَهْدُ الَّذِي بَذَلْنَاهُ فِي سَبِيلِكُمْ، بَلْ لِتَنَالُوا أَجْرَكُمْ كَامِلاً.</w:t>
-      </w:r>
-      <w:r>
-        <w:rPr>
-          <w:lang w:val="ar_AE" w:bidi="ar_AE"/>
-        </w:rPr>
-      </w:r>
-      <w:r>
-        <w:rPr>
-          <w:lang w:val="ar_AE" w:bidi="ar_AE"/>
-        </w:rPr>
-      </w:r>
-    </w:p>
-    <w:p>
-      <w:pPr>
-        <w:bidi/>
-      </w:pPr>
-      <w:r>
-        <w:rPr>
-          <w:lang w:val="ar_AE" w:bidi="ar_AE"/>
-        </w:rPr>
-      </w:r>
-    </w:p>
-    <w:p>
-      <w:pPr>
-        <w:bidi/>
-      </w:pPr>
-      <w:r>
-        <w:rPr>
-          <w:lang w:val="ar_AE" w:bidi="ar_AE"/>
-        </w:rPr>
-      </w:r>
-      <w:r>
-        <w:rPr>
-          <w:vertAlign w:val="superscript"/>
-          <w:lang w:val="ar_AE" w:bidi="ar_AE"/>
-        </w:rPr>
-        <w:t>9</w:t>
-      </w:r>
-      <w:r>
-        <w:rPr>
-          <w:lang w:val="ar_AE" w:bidi="ar_AE"/>
-        </w:rPr>
-        <w:t xml:space="preserve"> لأَنَّ مَنْ تَعَدَّى تَعْلِيمَ الْمَسِيحِ وَلَمْ يَثْبُتْ فِيهِ، فَلَيْسَ اللهُ مِنْ نَصِيبِهِ. أَمَّا مَنْ يَثْبُتُ فِي هَذَا التَّعْلِيمِ، فَلَهُ الآبُ وَالابْنُ مَعاً.</w:t>
-      </w:r>
-      <w:r>
-        <w:rPr>
-          <w:lang w:val="ar_AE" w:bidi="ar_AE"/>
-        </w:rPr>
-      </w:r>
-      <w:r>
-        <w:rPr>
-          <w:lang w:val="ar_AE" w:bidi="ar_AE"/>
-        </w:rPr>
-      </w:r>
-    </w:p>
-    <w:p>
-      <w:pPr>
-        <w:bidi/>
-      </w:pPr>
-      <w:r>
-        <w:rPr>
-          <w:lang w:val="ar_AE" w:bidi="ar_AE"/>
-        </w:rPr>
-      </w:r>
-    </w:p>
-    <w:p>
-      <w:pPr>
-        <w:bidi/>
-      </w:pPr>
-      <w:r>
-        <w:rPr>
-          <w:lang w:val="ar_AE" w:bidi="ar_AE"/>
-        </w:rPr>
-      </w:r>
-      <w:r>
-        <w:rPr>
-          <w:vertAlign w:val="superscript"/>
-          <w:lang w:val="ar_AE" w:bidi="ar_AE"/>
-        </w:rPr>
-        <w:t>10</w:t>
-      </w:r>
-      <w:r>
-        <w:rPr>
-          <w:lang w:val="ar_AE" w:bidi="ar_AE"/>
-        </w:rPr>
-        <w:t xml:space="preserve"> إِنْ جَاءَكُمْ أَحَدٌ بِغَيْرِ هَذَا التَّعْلِيمِ، فَلا تَسْتَقْبِلُوهُ فِي بَيْتِكُمْ، وَلا تُبَادِلُوهُ التَّحِيَّةَ.</w:t>
-      </w:r>
-      <w:r>
-        <w:rPr>
-          <w:lang w:val="ar_AE" w:bidi="ar_AE"/>
-        </w:rPr>
-      </w:r>
-      <w:r>
-        <w:rPr>
-          <w:lang w:val="ar_AE" w:bidi="ar_AE"/>
-        </w:rPr>
-      </w:r>
-    </w:p>
-    <w:p>
-      <w:pPr>
-        <w:bidi/>
-      </w:pPr>
-      <w:r>
-        <w:rPr>
-          <w:lang w:val="ar_AE" w:bidi="ar_AE"/>
-        </w:rPr>
-      </w:r>
-    </w:p>
-    <w:p>
-      <w:pPr>
-        <w:bidi/>
-      </w:pPr>
-      <w:r>
-        <w:rPr>
-          <w:lang w:val="ar_AE" w:bidi="ar_AE"/>
-        </w:rPr>
-      </w:r>
-      <w:r>
-        <w:rPr>
-          <w:vertAlign w:val="superscript"/>
-          <w:lang w:val="ar_AE" w:bidi="ar_AE"/>
-        </w:rPr>
-        <w:t>11</w:t>
-      </w:r>
-      <w:r>
-        <w:rPr>
-          <w:lang w:val="ar_AE" w:bidi="ar_AE"/>
-        </w:rPr>
-        <w:t xml:space="preserve"> لأَنَّ مَنْ يُسَلِّمُ عَلَيْهِ، يُشَارِكُهُ فِي أَعْمَالِهِ الشِّرِّيرَةِ.</w:t>
-      </w:r>
-      <w:r>
-        <w:rPr>
-          <w:lang w:val="ar_AE" w:bidi="ar_AE"/>
-        </w:rPr>
-      </w:r>
-      <w:r>
-        <w:rPr>
-          <w:lang w:val="ar_AE" w:bidi="ar_AE"/>
-        </w:rPr>
-      </w:r>
-    </w:p>
-    <w:p>
-      <w:pPr>
-        <w:bidi/>
-      </w:pPr>
-      <w:r>
-        <w:rPr>
-          <w:lang w:val="ar_AE" w:bidi="ar_AE"/>
-        </w:rPr>
-      </w:r>
-    </w:p>
-    <w:p>
-      <w:pPr>
-        <w:bidi/>
-      </w:pPr>
-      <w:r>
-        <w:rPr>
-          <w:lang w:val="ar_AE" w:bidi="ar_AE"/>
-        </w:rPr>
-      </w:r>
-      <w:r>
-        <w:rPr>
-          <w:vertAlign w:val="superscript"/>
-          <w:lang w:val="ar_AE" w:bidi="ar_AE"/>
-        </w:rPr>
-        <w:t>12</w:t>
-      </w:r>
-      <w:r>
-        <w:rPr>
-          <w:lang w:val="ar_AE" w:bidi="ar_AE"/>
-        </w:rPr>
-        <w:t xml:space="preserve"> كَانَ عِنْدِي أُمُورٌ كَثِيرَةٌ أَكْتُبُهَا إِلَيْكُمْ إِلّا أَنِّي مَا أَرَدْتُ أَنْ أَكْتُبَهَا هُنَا بِالْحِبْرِ وَالْوَرَقِ. فَأَنَا آمُلُ أَنْ أَزُورَكُمْ شَخْصِيًّا فَنَتَكَلَّمَ مُوَاجَهَةً. وَعِنْدَئِذٍ يَكْتَمِلُ فَرَحُنَا.</w:t>
-      </w:r>
-      <w:r>
-        <w:rPr>
-          <w:lang w:val="ar_AE" w:bidi="ar_AE"/>
-        </w:rPr>
-      </w:r>
-      <w:r>
-        <w:rPr>
-          <w:lang w:val="ar_AE" w:bidi="ar_AE"/>
-        </w:rPr>
-      </w:r>
-    </w:p>
-    <w:p>
-      <w:pPr>
-        <w:bidi/>
-      </w:pPr>
-      <w:r>
-        <w:rPr>
-          <w:lang w:val="ar_AE" w:bidi="ar_AE"/>
-        </w:rPr>
-      </w:r>
-    </w:p>
-    <w:p>
-      <w:pPr>
-        <w:bidi/>
-      </w:pPr>
-      <w:r>
-        <w:rPr>
-          <w:lang w:val="ar_AE" w:bidi="ar_AE"/>
-        </w:rPr>
-      </w:r>
-      <w:r>
-        <w:rPr>
-          <w:vertAlign w:val="superscript"/>
+          <w:rtl/>
+          <w:cs/>
           <w:lang w:val="ar_AE" w:bidi="ar_AE"/>
         </w:rPr>
         <w:t>13</w:t>
       </w:r>
       <w:r>
         <w:rPr>
+          <w:rtl/>
+          <w:cs/>
           <w:lang w:val="ar_AE" w:bidi="ar_AE"/>
         </w:rPr>
         <w:t xml:space="preserve"> يُسَلِّمُ عَلَيْكِ أَوْلادُ أُخْتِكِ الَّتِي اخْتَارَهَا اللهُ.</w:t>
-      </w:r>
-      <w:r>
-        <w:rPr>
-          <w:lang w:val="ar_AE" w:bidi="ar_AE"/>
-        </w:rPr>
-      </w:r>
-      <w:r>
-        <w:rPr>
-          <w:lang w:val="ar_AE" w:bidi="ar_AE"/>
-        </w:rPr>
       </w:r>
     </w:p>
     <w:sectPr>
